--- a/arb/docx/18.content.docx
+++ b/arb/docx/18.content.docx
@@ -178,13 +178,6 @@
         <w:rPr>
           <w:lang w:val="ar_AE" w:bidi="ar_AE"/>
         </w:rPr>
-      </w:r>
-      <w:r>
-        <w:rPr>
-          <w:i/>
-          <w:lang w:val="ar_AE" w:bidi="ar_AE"/>
-        </w:rPr>
-        <w:t>أيوب 1:1, أيوب 1:1–13:2, أيوب ١: ٢–٣, أيوب 1: 5, أيوب 1: 6–7, أيوب 1: 8, أيوب 1: 9–11, أيوب ١: ١٠, أيوب ١: ١١–١٢, أيوب ١: ١٣–١٩, أيوب ١: ١٥, أيوب 1: 16, أيوب ١: ١٩, أيوب 1: 20, أيوب 1:2–3, أيوب 3:2, أيوب 5:2, أيوب 6:2, أيوب 7:2, أيوب 8:2, أيوب 9:2, أيوب 10:2, أيوب ٢: ١١, أيوب ٢: ١٢, أيوب ٢: ١٣, أيوب 3: 1–10, أيوب ٣: ١–٢٦, أيوب ٣: ٥, أيوب ٣: ٨, أيوب ٣: ٩, أيوب 3: 10, أيوب ٣: ١١–٢٤, أيوب ٣: ١٤, أيوب ٣: ١٥, أيوب ٣: ٢٠, أيوب ٣: ٢١, أيوب ٤: ١–٢, أيوب 4: 1–14: 22, أيوب ٤: ٣–٤, أيوب ٤: ٧, أيوب ٤: ٨, أيوب ٤: ٩, أيوب ٤: ١٢–١٦, أيوب ٤: ١٣, أيوب 4: 14, أيوب 4: 15, أيوب 4: 17, أيوب 4: 18–21, أيوب ٤: ٢١, أيوب ٥: ١, أيوب ٥: ٤, أيوب ٥: ٨, أيوب ٥: ٩–١٠, أيوب ٥: ٩–١٦, أيوب ٥: ١٣, أيوب 5: 17, أيوب ٥: ١٩–٢٦, أيوب 5: 24, أيوب ٥: ٢٥, أيوب 6: 1–7: 21, أيوب ٦: ٣–٤, أيوب 6:6, أيوب ٦: ٩, أيوب 6: 14–27, أيوب ٦: ١٩, أيوب 6: 27, أيوب ٦: ٣٠, أيوب ٧: ١, أيوب 7: 2, أيوب ٧: ٣, أيوب ٧: ٥, أيوب ٧: ٦–٢١, أيوب ٧:٧, أيوب ٧: ٨, أيوب ٧: ٩, أيوب ٧: ١١, أيوب ٧: ١٢, أيوب ٧: ١٣–١٤, أيوب ٧: ١٦, أيوب ٧:‏١٧-‏١٨, أيوب ٧: ١٩, أيوب 7: 20, أيوب ٨: ١, أيوب ٨: ٢, أيوب ٨: ٣–٤, أيوب ٨: ٧, أيوب ٨: ٨–١٠, أيوب ٨: ٩, أيوب ٨: ١١, أيوب ٨: ١٢–١٣, أيوب ٨: ١٦–١٧, أيوب 9: 1–35, أيوب ٩: ٣, أيوب ٩: ٥–٦, أيوب ٩:٩, أيوب ٩: ١٣, أيوب 9: 17, أيوب ٩: ٢١, أيوب 9: 28, أيوب 9: 30, أيوب 9: 31, أيوب ٩: ٣٢–٣٣, أيوب ١٠: ٨–١١, أيوب 10: 20–22, أيوب ١١: ١, أيوب 11: 2–3, أيوب 11: 4, أيوب 11: 5–6, أيوب ١١: ٧, أيوب ١١: ١٣–١٤, أيوب 12: 1–14: 22, أيوب ١٢: ٧–٨, أيوب ١٢: ٧–٩, أيوب 12: 9, أيوب 12: 11, أيوب ١٢:١٢, أيوب ١٢: ١٧, أيوب ١٢: ١٨, أيوب 12: 19, أيوب ١٢: ٢١, أيوب ١٢: ٢٢, أيوب 12: 23–24, أيوب ١٢: :٢٥, أيوب ١٣: ١–٢, أيوب ١٣: ٧–١٠, أيوب ١٣: ١٢, أيوب ١٣: ٢٠–٢١, أيوب 13: 22–23, أيوب 13: 24, أيوب ١٣: ٢٥, أيوب ١٤: ١–٢, أيوب 14: 3, أيوب 14: 12, أيوب ١٤: ١٣, أيوب ١٤: ١٦, أيوب ١٤: ١٧, أيوب 14: 22, أيوب ١٥: ١–٢١: ٣٤, أيوب 15: 2–3, أيوب ١٥: ٦, أيوب ١٥: ٧–٨, أيوب 15: 8, أيوب ١٥: ٩–١٠, أيوب ١٥: ١٢, أيوب 15: 14, أيوب ١٥:١٥, أيوب ١٥: ١٧–١٩, أيوب ١٥: ٢٠–٣٥, أيوب 15: 21, أيوب ١٥: ٢٢, أيوب 15: 23, أيوب ١٥: ٢٥, أيوب 15: 30, أيوب 15: 34, أيوب 16: 4, أيوب ١٦: ٧, أيوب ١٦: ٩–١٠, أيوب ١٦: ١٢, أيوب ١٦: ١٣, أيوب 16: 14, أيوب ١٦: ١٥, أيوب 16: 17, أيوب 16: 18, أيوب ١٦: ١٨–٢٢, أيوب ١٦: ١٩–٢١, أيوب ١٧: ١, أيوب ١٧: ٢, أيوب ١٧: ٣–٥, أيوب ١٧: ٦, أيوب ١٧: ٨–٩, أيوب ١٧: ١٠–١٦, أيوب ١٧: ١٣, أيوب 17: 14, أيوب 17: 16, أيوب 18: 2–3, أيوب 18: 5, أيوب 18: 7, أيوب 18: 8–10, أيوب 18: 11–13, أيوب 18: 13, أيوب 18: 15, أيوب 18: 17, أيوب 18: 19, أيوب 18: 20, أيوب 18: 21, أيوب ١٩: ٣, أيوب 19: 6, أيوب ١٩: ٧, أيوب 19: 8, أيوب ١٩: ٩, أيوب ١٩: ١٧, أيوب ١٩:١٩, أيوب ١٩: ٢٠, أيوب 19: 21, أيوب 19: 22, أيوب 19: 23, أيوب 19: 25, أيوب 19: 26, أيوب 19: 27, أيوب 19: 29, أيوب ٢٠: ٧, أيوب 20: 10, أيوب ٢٠: ١٤–١٦, أيوب 20: 17, أيوب 20:20, أيوب 20: 24, أيوب 20: 25, أيوب 20: 26, أيوب 20: 27, أيوب ٢١: ٢, أيوب 21: 6, أيوب 21: 8, أيوب 21: 17, أيوب 21: 19, أيوب 21: 22, أيوب ٢١: ٢٤, أيوب 21: 25, أيوب 21: 26, أيوب 21: 28, أيوب ٢١: ٣٣, أيوب 21: 34, أيوب 22: 1–26: 14, أيوب ٢٢: ٢–٣, أيوب 22: 6, أيوب ٢٢: ٩, أيوب ٢٢: ١٢–١٤, أيوب 22: 18, أيوب 22: 19–20, أيوب ٢٢:٢٢, أيوب 22: 23, أيوب ٢٢: ٢٤, أيوب 22: 25, أيوب 22: 27, أيوب 22: 29, أيوب ٢٣: ٢, أيوب ٢٣: ٤, أيوب 23: 6–7, أيوب ٢٣: ١٠, أيوب ٢٣: ١٣–١٤, أيوب 23: 15–17, أيوب ٢٤: ١, أيوب ٢٤: ٢, أيوب ٢٤: ٢–١٧, أيوب ٢٤: ٣, أيوب 24: 6, أيوب 24: 7, أيوب ٢٤: ٩, أيوب 24: 11, أيوب 24: 12, أيوب ٢٤: ١٨–٢٤, أيوب 25: 4, أيوب ٢٦: ٢, أيوب ٢٦: ٤, أيوب ٢٦: ٥–٦, أيوب ٢٦: ٧, أيوب ٢٦: ١٠, أيوب ٢٦: ١١, أيوب ٢٦: ١٢, أيوب ٢٦: ١٣, أيوب 27: 1, أيوب ٢٧: ٢, أيوب ٢٧: ٥–٦, أيوب ٢٧: ٩–٢٣, أيوب 28: 1–28, أيوب ٢٨: ٥, أيوب ٢٨: ١٣, أيوب 28: 16–19, أيوب ٢٨: ٢٣–٢٧, أيوب ٢٨:٢٨, أيوب 29: 1–31: 40, أيوب 29: 2, أيوب 29: 7, أيوب 29: 14, أيوب 29: 16, أيوب 29: 18, أيوب ٢٩: ٢٥, أيوب 30: 2–3, أيوب ٣٠: ٥–٦, أيوب ٣٠: ٩, أيوب ٣٠: ١٠, أيوب 30: 12–14, أيوب ٣٠: ١٥, أيوب 30: 18, أيوب 30: 19, أيوب ٣٠: ٢٠–٢١, أيوب ٣٠: ٢٢, أيوب 30: 28, أيوب 30: 29, أيوب ٣٠:٣٠, أيوب ٣١: ١, أيوب 31: 1–40, أيوب ٣١: ٥–٨, أيوب ٣١: ٩–١٠, أيوب ٣١: ١١, أيوب ٣١: ١٢, أيوب ٣١: ١٣–١٥, أيوب ٣١: ٢١, أيوب ٣١: ٢٢–٢٣, أيوب ٣١: ٢٤, أيوب 31: 25, أيوب ٣١: ٢٦, أيوب ٣١: ٢٦–٢٨, أيوب ٣١: ٢٧, أيوب ٣١: ٢٨, أيوب 31: 29–30, أيوب ٣١: ٣١–٣٢, أيوب ٣١: ٣٥, أيوب ٣١: ٣٦, أيوب ٣١: ٣٧, أيوب ٣١: ٣٨, أيوب ٣١: ٤٠, أيوب ٣٢: ١, أيوب ٣٢: ١–٣٧:٢٤, أيوب ٣٢: ٢, أيوب ٣٢: ٤–٧, أيوب ٣٢: ٨–٩, أيوب ٣٢: ١٥–١٦, أيوب ٣٢: ١٨–٢٠, أيوب ٣٣: ١, أيوب ٣٣: ٥, أيوب ٣٣: ٧, أيوب ٣٣: ٩, أيوب ٣٣: ١١, أيوب ٣٣: ١٣, أيوب ٣٣: ١٥, أيوب 33: 18, أيوب 33: 22, أيوب ٣٣: ٢٣, أيوب 33: 24, أيوب ٣٣: ٢٦, أيوب ٣٣: ٣٢, أيوب ٣٤: ٣–٤, أيوب ٣٤: ٥–٦, أيوب ٣٤: ٦, أيوب ٣٤: ٩, أيوب ٣٤: ١٠–١٥, أيوب 34: 11, أيوب 34: 17, أيوب 34: 19, أيوب ٣٤: ٢٢, أيوب ٣٤: ٢٣, أيوب ٣٤: ٢٤, أيوب ٣٤: ٢٦, أيوب ٣٤: ٣١, أيوب ٣٤: ٣٦, أيوب ٣٥: ٤–٨, أيوب ٣٥: ١٥–١٦, أيوب ٣٥: ١٦, أيوب ٣٦: ٤, أيوب ٣٦: ٧, أيوب ٣٦: ١١, أيوب 36: 12, أيوب ٣٦: ٣١, أيوب ٣٧: ٢, أيوب ٣٧: ٧, أيوب 37: 13, أيوب ٣٧: ١٧, أيوب ٣٧: ٢٠, أيوب ٣٧: ٢٢, أيوب ٣٧: ٢٣, أيوب ٣٨: ١–٣, أيوب 38: 1–40: 5, أيوب 38: 1–42: 6, أيوب ٣٨: ٢, أيوب ٣٨: ٧, أيوب 38: 10–11, أيوب 38: 14, أيوب ٣٨: ٢١, أيوب ٣٨: ٢٢–٢٣, أيوب ٣٨: ٢٤–٢٧, أيوب ٣٨: ٣٦, أيوب ٣٩: ٥–٧, أيوب ٣٩: ٩–١٢, أيوب ٣٩: ١٣–١٨, أيوب ٣٩: ١٤–١٦, أيوب 39: 18, أيوب ٣٩: ٢٤, أيوب 39: 30, أيوب ٤٠: ١–٢, أيوب 40: 3–5, أيوب ٤٠: ٤, أيوب ٤٠: ٥, أيوب 40: 6–7, أيوب 40: 8, أيوب ٤٠: ١١–١٢, أيوب 40: 15–24, أيوب 41: 1, أيوب 42: 1–6, أيوب 42: 5, أيوب ٤٢: ٧, أيوب 42: 8–9, أيوب 42: 10, أيوب ٤٢: ١١, أيوب ٤٢: ١٢, أيوب ٤٢: ١٤, أيوب ٤٢: ١٥, أيوب 42: 16, أيوب 42: 17</w:t>
       </w:r>
       <w:r>
         <w:rPr>

--- a/arb/docx/18.content.docx
+++ b/arb/docx/18.content.docx
@@ -163,21 +163,6 @@
           <w:lang w:val="ar_AE" w:bidi="ar_AE"/>
         </w:rPr>
         <w:t>JOB</w:t>
-      </w:r>
-      <w:r>
-        <w:rPr>
-          <w:lang w:val="ar_AE" w:bidi="ar_AE"/>
-        </w:rPr>
-      </w:r>
-    </w:p>
-    <w:p>
-      <w:pPr>
-        <w:bidi/>
-      </w:pPr>
-      <w:r>
-        <w:rPr>
-          <w:lang w:val="ar_AE" w:bidi="ar_AE"/>
-        </w:rPr>
       </w:r>
       <w:r>
         <w:rPr>

--- a/arb/docx/18.content.docx
+++ b/arb/docx/18.content.docx
@@ -22,7 +22,7 @@
         <w:rPr>
           <w:lang w:val="ar_AE" w:bidi="ar_AE"/>
         </w:rPr>
-        <w:t>Resource: ملاحظات الدراسة (تينديل)</w:t>
+        <w:t>Resource: Tyndale Open Study Notes</w:t>
       </w:r>
       <w:r>
         <w:rPr>
@@ -122,7 +122,7 @@
         <w:rPr>
           <w:lang w:val="ar_AE" w:bidi="ar_AE"/>
         </w:rPr>
-        <w:t>ملاحظات الدراسة (تينديل)</w:t>
+        <w:t>Tyndale Open Study Notes</w:t>
       </w:r>
     </w:p>
     <w:p>

--- a/arb/docx/18.content.docx
+++ b/arb/docx/18.content.docx
@@ -22,7 +22,7 @@
         <w:rPr>
           <w:lang w:val="ar_AE" w:bidi="ar_AE"/>
         </w:rPr>
-        <w:t>Resource: Tyndale Open Study Notes</w:t>
+        <w:t>Resource: Aquifer Open Study Notes</w:t>
       </w:r>
       <w:r>
         <w:rPr>
@@ -122,7 +122,7 @@
         <w:rPr>
           <w:lang w:val="ar_AE" w:bidi="ar_AE"/>
         </w:rPr>
-        <w:t>Tyndale Open Study Notes</w:t>
+        <w:t>Aquifer Open Study Notes</w:t>
       </w:r>
     </w:p>
     <w:p>
